--- a/knowledge_source/Windchill GPDM & Windchill NA/Windchill GPDM/GPDM-23883_eBOM cleansing.docx
+++ b/knowledge_source/Windchill GPDM & Windchill NA/Windchill GPDM/GPDM-23883_eBOM cleansing.docx
@@ -4806,12 +4806,13 @@
       <Terms xmlns="http://schemas.microsoft.com/office/infopath/2007/PartnerControls"/>
     </lcf76f155ced4ddcb4097134ff3c332f>
     <TaxCatchAll xmlns="84f23406-1ae4-465c-a962-53264b1fc517" xsi:nil="true"/>
+    <MediaLengthInSeconds xmlns="de233cd9-83bc-44d2-9183-9acc155145f0" xsi:nil="true"/>
   </documentManagement>
 </p:properties>
 </file>
 
 <file path=customXml/itemProps1.xml><?xml version="1.0" encoding="utf-8"?>
-<ds:datastoreItem xmlns:ds="http://schemas.openxmlformats.org/officeDocument/2006/customXml" ds:itemID="{8938790F-DF19-49C9-BB6B-4877E63B885C}"/>
+<ds:datastoreItem xmlns:ds="http://schemas.openxmlformats.org/officeDocument/2006/customXml" ds:itemID="{A8FB442B-F4CA-4F18-8008-2D1B9F5F24A2}"/>
 </file>
 
 <file path=customXml/itemProps2.xml><?xml version="1.0" encoding="utf-8"?>
